--- a/amirexir_CV20.docx
+++ b/amirexir_CV20.docx
@@ -855,7 +855,23 @@
           <w:b/>
           <w:bCs/>
         </w:rPr>
-        <w:t>, JavaScript, GitHub Pages.</w:t>
+        <w:t xml:space="preserve">, </w:t>
+      </w:r>
+      <w:r>
+        <w:rPr>
+          <w:rFonts w:ascii="Times New Roman" w:hAnsi="Times New Roman"/>
+          <w:b/>
+          <w:bCs/>
+        </w:rPr>
+        <w:t xml:space="preserve">ERCOT PUBLIC API, </w:t>
+      </w:r>
+      <w:r>
+        <w:rPr>
+          <w:rFonts w:ascii="Times New Roman" w:hAnsi="Times New Roman"/>
+          <w:b/>
+          <w:bCs/>
+        </w:rPr>
+        <w:t>JavaScript, GitHub Pages.</w:t>
       </w:r>
     </w:p>
     <w:p>
@@ -9113,42 +9129,42 @@
         <v:path o:extrusionok="f" gradientshapeok="t" o:connecttype="rect"/>
         <o:lock v:ext="edit" aspectratio="t"/>
       </v:shapetype>
-      <v:shape id="_x0000_i1152" type="#_x0000_t75" style="width:42.05pt;height:42.05pt;visibility:visible;mso-wrap-style:square" o:bullet="t">
+      <v:shape id="_x0000_i1158" type="#_x0000_t75" style="width:42.05pt;height:42.05pt;visibility:visible;mso-wrap-style:square" o:bullet="t">
         <v:imagedata r:id="rId1" o:title=""/>
       </v:shape>
     </w:pict>
   </w:numPicBullet>
   <w:numPicBullet w:numPicBulletId="1">
     <w:pict>
-      <v:shape id="_x0000_i1153" type="#_x0000_t75" style="width:44.15pt;height:32.05pt;visibility:visible;mso-wrap-style:square" o:bullet="t">
+      <v:shape id="_x0000_i1159" type="#_x0000_t75" style="width:44.15pt;height:32.05pt;visibility:visible;mso-wrap-style:square" o:bullet="t">
         <v:imagedata r:id="rId2" o:title=""/>
       </v:shape>
     </w:pict>
   </w:numPicBullet>
   <w:numPicBullet w:numPicBulletId="2">
     <w:pict>
-      <v:shape id="_x0000_i1154" type="#_x0000_t75" alt="A picture containing application&#13;&#13;&#13;&#13;&#13;&#13;&#13;&#13;&#13;&#13;&#13;&#13;&#13;&#13;&#13;&#13;&#13;&#13;&#13;&#13;&#13;&#13;&#13;&#13;&#13;&#13;&#13;&#10;&#13;&#13;&#13;&#13;&#13;&#13;&#13;&#13;&#13;&#13;&#13;&#13;&#13;&#13;&#13;&#13;&#13;&#13;&#13;&#13;&#13;&#13;&#13;&#13;&#13;&#13;&#13;&#10;Description automatically generated" style="width:44.15pt;height:42.05pt;flip:y;visibility:visible;mso-wrap-style:square" o:bullet="t">
+      <v:shape id="_x0000_i1160" type="#_x0000_t75" alt="A picture containing application&#13;&#13;&#13;&#13;&#13;&#13;&#13;&#13;&#13;&#13;&#13;&#13;&#13;&#13;&#13;&#13;&#13;&#13;&#13;&#13;&#13;&#13;&#13;&#13;&#13;&#13;&#13;&#10;&#13;&#13;&#13;&#13;&#13;&#13;&#13;&#13;&#13;&#13;&#13;&#13;&#13;&#13;&#13;&#13;&#13;&#13;&#13;&#13;&#13;&#13;&#13;&#13;&#13;&#13;&#13;&#10;Description automatically generated" style="width:44.15pt;height:42.05pt;flip:y;visibility:visible;mso-wrap-style:square" o:bullet="t">
         <v:imagedata r:id="rId3" o:title="A picture containing application&#13;&#13;&#13;&#13;&#13;&#13;&#13;&#13;&#13;&#13;&#13;&#13;&#13;&#13;&#13;&#13;&#13;&#13;&#13;&#13;&#13;&#13;&#13;&#13;&#13;&#13;&#13;&#10;&#13;&#13;&#13;&#13;&#13;&#13;&#13;&#13;&#13;&#13;&#13;&#13;&#13;&#13;&#13;&#13;&#13;&#13;&#13;&#13;&#13;&#13;&#13;&#13;&#13;&#13;&#13;&#10;Description automatically generated"/>
       </v:shape>
     </w:pict>
   </w:numPicBullet>
   <w:numPicBullet w:numPicBulletId="3">
     <w:pict>
-      <v:shape id="_x0000_i1155" type="#_x0000_t75" style="width:27.85pt;height:26.8pt;visibility:visible;mso-wrap-style:square" o:bullet="t">
+      <v:shape id="_x0000_i1161" type="#_x0000_t75" style="width:27.85pt;height:26.8pt;visibility:visible;mso-wrap-style:square" o:bullet="t">
         <v:imagedata r:id="rId4" o:title=""/>
       </v:shape>
     </w:pict>
   </w:numPicBullet>
   <w:numPicBullet w:numPicBulletId="4">
     <w:pict>
-      <v:shape id="_x0000_i1156" type="#_x0000_t75" alt="A picture containing text&#13;&#13;&#13;&#13;&#13;&#13;&#13;&#13;&#13;&#13;&#13;&#13;&#13;&#13;&#13;&#13;&#13;&#13;&#13;&#13;&#13;&#13;&#13;&#13;&#13;&#13;&#10;&#13;&#13;&#13;&#13;&#13;&#13;&#13;&#13;&#13;&#13;&#13;&#13;&#13;&#13;&#13;&#13;&#13;&#13;&#13;&#13;&#13;&#13;&#13;&#13;&#13;&#13;&#10;Description automatically generated" style="width:54.65pt;height:54.65pt;visibility:visible;mso-wrap-style:square" o:bullet="t">
+      <v:shape id="_x0000_i1162" type="#_x0000_t75" alt="A picture containing text&#13;&#13;&#13;&#13;&#13;&#13;&#13;&#13;&#13;&#13;&#13;&#13;&#13;&#13;&#13;&#13;&#13;&#13;&#13;&#13;&#13;&#13;&#13;&#13;&#13;&#13;&#10;&#13;&#13;&#13;&#13;&#13;&#13;&#13;&#13;&#13;&#13;&#13;&#13;&#13;&#13;&#13;&#13;&#13;&#13;&#13;&#13;&#13;&#13;&#13;&#13;&#13;&#13;&#10;Description automatically generated" style="width:54.65pt;height:54.65pt;visibility:visible;mso-wrap-style:square" o:bullet="t">
         <v:imagedata r:id="rId5" o:title="A picture containing text&#13;&#13;&#13;&#13;&#13;&#13;&#13;&#13;&#13;&#13;&#13;&#13;&#13;&#13;&#13;&#13;&#13;&#13;&#13;&#13;&#13;&#13;&#13;&#13;&#13;&#13;&#10;&#13;&#13;&#13;&#13;&#13;&#13;&#13;&#13;&#13;&#13;&#13;&#13;&#13;&#13;&#13;&#13;&#13;&#13;&#13;&#13;&#13;&#13;&#13;&#13;&#13;&#13;&#10;Description automatically generated"/>
       </v:shape>
     </w:pict>
   </w:numPicBullet>
   <w:numPicBullet w:numPicBulletId="5">
     <w:pict>
-      <v:shape id="_x0000_i1157" type="#_x0000_t75" style="width:12.1pt;height:14.2pt;visibility:visible;mso-wrap-style:square" o:bullet="t">
+      <v:shape id="_x0000_i1163" type="#_x0000_t75" style="width:12.1pt;height:14.2pt;visibility:visible;mso-wrap-style:square" o:bullet="t">
         <v:imagedata r:id="rId6" o:title=""/>
       </v:shape>
     </w:pict>
